--- a/Course/Component 2 - Algorithms and Programming/2.1 Elements of Computational Thinking/00 Topic Resources/End-of-Topic Worksheet (editable).docx
+++ b/Course/Component 2 - Algorithms and Programming/2.1 Elements of Computational Thinking/00 Topic Resources/End-of-Topic Worksheet (editable).docx
@@ -46,7 +46,7 @@
         <w:rPr>
           <w:b/>
         </w:rPr>
-        <w:t>Time: ~30 min.</w:t>
+        <w:t>Time: ~60 min.</w:t>
       </w:r>
     </w:p>
     <w:p>
@@ -129,6 +129,14 @@
     <w:p>
       <w:pPr>
         <w:pStyle w:val="Heading2"/>
+      </w:pPr>
+      <w:r>
+        <w:t>Section A — Skills practice</w:t>
+      </w:r>
+    </w:p>
+    <w:p>
+      <w:pPr>
+        <w:pStyle w:val="Heading3"/>
       </w:pPr>
       <w:r>
         <w:t>Task 1 — Key-term match (the five thinking skills)</w:t>
@@ -397,7 +405,7 @@
     </w:p>
     <w:p>
       <w:pPr>
-        <w:pStyle w:val="Heading2"/>
+        <w:pStyle w:val="Heading3"/>
       </w:pPr>
       <w:r>
         <w:t>Task 2 — Thinking ahead: inputs, outputs and preconditions (BookIt)</w:t>
@@ -833,7 +841,7 @@
     </w:p>
     <w:p>
       <w:pPr>
-        <w:pStyle w:val="Heading2"/>
+        <w:pStyle w:val="Heading3"/>
       </w:pPr>
       <w:r>
         <w:t>Task 3 — Abstraction: keep or remove? (BookIt)</w:t>
@@ -1340,7 +1348,7 @@
     </w:p>
     <w:p>
       <w:pPr>
-        <w:pStyle w:val="Heading2"/>
+        <w:pStyle w:val="Heading3"/>
       </w:pPr>
       <w:r>
         <w:t>Task 4 — Decomposition: break it into sub-problems (BookIt)</w:t>
@@ -1904,7 +1912,7 @@
     </w:p>
     <w:p>
       <w:pPr>
-        <w:pStyle w:val="Heading2"/>
+        <w:pStyle w:val="Heading3"/>
       </w:pPr>
       <w:r>
         <w:t>Task 5 — Thinking logically: decision points (BookIt)</w:t>
@@ -2225,7 +2233,7 @@
     </w:p>
     <w:p>
       <w:pPr>
-        <w:pStyle w:val="Heading2"/>
+        <w:pStyle w:val="Heading3"/>
       </w:pPr>
       <w:r>
         <w:t>Task 6 — Thinking concurrently: what can run at once? (BookIt)</w:t>
@@ -2578,7 +2586,7 @@
     </w:p>
     <w:p>
       <w:pPr>
-        <w:pStyle w:val="Heading2"/>
+        <w:pStyle w:val="Heading3"/>
       </w:pPr>
       <w:r>
         <w:t>Task 7 — Abstraction vs decomposition: which is which?</w:t>
@@ -2674,7 +2682,924 @@
     </w:p>
     <w:p>
       <w:pPr>
-        <w:pStyle w:val="Heading2"/>
+        <w:pStyle w:val="Heading3"/>
+      </w:pPr>
+      <w:r>
+        <w:t>Task 8 — All five thinking skills in ONE scenario</w:t>
+      </w:r>
+    </w:p>
+    <w:p>
+      <w:pPr>
+        <w:ind w:left="432"/>
+        <w:shd w:fill="FFF8E7"/>
+      </w:pPr>
+      <w:r>
+        <w:rPr>
+          <w:b/>
+        </w:rPr>
+        <w:t>New scenario — *SnackTrack*.</w:t>
+      </w:r>
+      <w:r>
+        <w:t xml:space="preserve"> A school canteen installs a self-service kiosk. A student taps their ID card, the kiosk shows today's menu with a photo and price for each item (it does </w:t>
+      </w:r>
+      <w:r>
+        <w:rPr>
+          <w:b/>
+        </w:rPr>
+        <w:t>not</w:t>
+      </w:r>
+      <w:r>
+        <w:t xml:space="preserve"> show the recipe, supplier or kitchen rota), the student picks items, the kiosk checks the student has enough credit </w:t>
+      </w:r>
+      <w:r>
+        <w:rPr>
+          <w:b/>
+        </w:rPr>
+        <w:t>and</w:t>
+      </w:r>
+      <w:r>
+        <w:t xml:space="preserve"> that the item is in stock, takes payment from the account, updates the stock level, and prints a receipt — all while a second thread refreshes the "sold out" labels on the other kiosks.</w:t>
+      </w:r>
+    </w:p>
+    <w:p>
+      <w:r>
+        <w:t xml:space="preserve">In the exam you may be asked to identify </w:t>
+      </w:r>
+      <w:r>
+        <w:rPr>
+          <w:b/>
+        </w:rPr>
+        <w:t>how each element of computational thinking is used</w:t>
+      </w:r>
+      <w:r>
+        <w:t xml:space="preserve"> in a scenario like this. Complete the table — every example must come </w:t>
+      </w:r>
+      <w:r>
+        <w:rPr>
+          <w:b/>
+        </w:rPr>
+        <w:t>from SnackTrack</w:t>
+      </w:r>
+      <w:r>
+        <w:t>, not from a definition.</w:t>
+      </w:r>
+    </w:p>
+    <w:tbl>
+      <w:tblPr>
+        <w:tblStyle w:val="TableGrid"/>
+        <w:tblW w:type="auto" w:w="0"/>
+        <w:tblLook w:firstColumn="1" w:firstRow="1" w:lastColumn="0" w:lastRow="0" w:noHBand="0" w:noVBand="1" w:val="04A0"/>
+      </w:tblPr>
+      <w:tblGrid>
+        <w:gridCol w:w="4320"/>
+        <w:gridCol w:w="4320"/>
+      </w:tblGrid>
+      <w:tr>
+        <w:tc>
+          <w:tcPr>
+            <w:tcW w:type="dxa" w:w="4320"/>
+            <w:shd w:fill="D9E2F3"/>
+          </w:tcPr>
+          <w:p>
+            <w:r>
+              <w:rPr>
+                <w:b/>
+              </w:rPr>
+            </w:r>
+            <w:r>
+              <w:rPr>
+                <w:b/>
+              </w:rPr>
+              <w:t>Thinking skill</w:t>
+            </w:r>
+          </w:p>
+        </w:tc>
+        <w:tc>
+          <w:tcPr>
+            <w:tcW w:type="dxa" w:w="4320"/>
+            <w:shd w:fill="D9E2F3"/>
+          </w:tcPr>
+          <w:p>
+            <w:r>
+              <w:rPr>
+                <w:b/>
+              </w:rPr>
+            </w:r>
+            <w:r>
+              <w:rPr>
+                <w:b/>
+              </w:rPr>
+              <w:t>One concrete example from SnackTrack</w:t>
+            </w:r>
+          </w:p>
+        </w:tc>
+      </w:tr>
+      <w:tr>
+        <w:tc>
+          <w:tcPr>
+            <w:tcW w:type="dxa" w:w="4320"/>
+          </w:tcPr>
+          <w:p>
+            <w:r/>
+            <w:r>
+              <w:t xml:space="preserve">Thinking </w:t>
+            </w:r>
+            <w:r>
+              <w:rPr>
+                <w:b/>
+              </w:rPr>
+              <w:t>abstractly</w:t>
+            </w:r>
+          </w:p>
+        </w:tc>
+        <w:tc>
+          <w:tcPr>
+            <w:tcW w:type="dxa" w:w="4320"/>
+          </w:tcPr>
+          <w:p>
+            <w:r/>
+          </w:p>
+        </w:tc>
+      </w:tr>
+      <w:tr>
+        <w:tc>
+          <w:tcPr>
+            <w:tcW w:type="dxa" w:w="4320"/>
+          </w:tcPr>
+          <w:p>
+            <w:r/>
+            <w:r>
+              <w:t xml:space="preserve">Thinking </w:t>
+            </w:r>
+            <w:r>
+              <w:rPr>
+                <w:b/>
+              </w:rPr>
+              <w:t>ahead</w:t>
+            </w:r>
+          </w:p>
+        </w:tc>
+        <w:tc>
+          <w:tcPr>
+            <w:tcW w:type="dxa" w:w="4320"/>
+          </w:tcPr>
+          <w:p>
+            <w:r/>
+          </w:p>
+        </w:tc>
+      </w:tr>
+      <w:tr>
+        <w:tc>
+          <w:tcPr>
+            <w:tcW w:type="dxa" w:w="4320"/>
+          </w:tcPr>
+          <w:p>
+            <w:r/>
+            <w:r>
+              <w:t xml:space="preserve">Thinking </w:t>
+            </w:r>
+            <w:r>
+              <w:rPr>
+                <w:b/>
+              </w:rPr>
+              <w:t>procedurally</w:t>
+            </w:r>
+          </w:p>
+        </w:tc>
+        <w:tc>
+          <w:tcPr>
+            <w:tcW w:type="dxa" w:w="4320"/>
+          </w:tcPr>
+          <w:p>
+            <w:r/>
+          </w:p>
+        </w:tc>
+      </w:tr>
+      <w:tr>
+        <w:tc>
+          <w:tcPr>
+            <w:tcW w:type="dxa" w:w="4320"/>
+          </w:tcPr>
+          <w:p>
+            <w:r/>
+            <w:r>
+              <w:t xml:space="preserve">Thinking </w:t>
+            </w:r>
+            <w:r>
+              <w:rPr>
+                <w:b/>
+              </w:rPr>
+              <w:t>logically</w:t>
+            </w:r>
+          </w:p>
+        </w:tc>
+        <w:tc>
+          <w:tcPr>
+            <w:tcW w:type="dxa" w:w="4320"/>
+          </w:tcPr>
+          <w:p>
+            <w:r/>
+          </w:p>
+        </w:tc>
+      </w:tr>
+      <w:tr>
+        <w:tc>
+          <w:tcPr>
+            <w:tcW w:type="dxa" w:w="4320"/>
+          </w:tcPr>
+          <w:p>
+            <w:r/>
+            <w:r>
+              <w:t xml:space="preserve">Thinking </w:t>
+            </w:r>
+            <w:r>
+              <w:rPr>
+                <w:b/>
+              </w:rPr>
+              <w:t>concurrently</w:t>
+            </w:r>
+          </w:p>
+        </w:tc>
+        <w:tc>
+          <w:tcPr>
+            <w:tcW w:type="dxa" w:w="4320"/>
+          </w:tcPr>
+          <w:p>
+            <w:r/>
+          </w:p>
+        </w:tc>
+      </w:tr>
+    </w:tbl>
+    <w:p/>
+    <w:p>
+      <w:r>
+        <w:t>Self-check: if any row of yours would make sense with the words "SnackTrack" deleted, it is a definition, not an application — rewrite it.</w:t>
+      </w:r>
+    </w:p>
+    <w:p>
+      <w:pPr>
+        <w:pBdr>
+          <w:bottom w:val="single" w:sz="6" w:space="1" w:color="AAAAAA"/>
+        </w:pBdr>
+      </w:pPr>
+    </w:p>
+    <w:p>
+      <w:pPr>
+        <w:pStyle w:val="Heading3"/>
+      </w:pPr>
+      <w:r>
+        <w:t>Task 9 — Precondition, caching, or neither?</w:t>
+      </w:r>
+    </w:p>
+    <w:p>
+      <w:r>
+        <w:rPr>
+          <w:i/>
+        </w:rPr>
+        <w:t>Thinking ahead</w:t>
+      </w:r>
+      <w:r>
+        <w:t xml:space="preserve"> includes identifying </w:t>
+      </w:r>
+      <w:r>
+        <w:rPr>
+          <w:b/>
+        </w:rPr>
+        <w:t>preconditions</w:t>
+      </w:r>
+      <w:r>
+        <w:t xml:space="preserve"> (what must already be true for a step to work correctly) and deciding what to </w:t>
+      </w:r>
+      <w:r>
+        <w:rPr>
+          <w:b/>
+        </w:rPr>
+        <w:t>cache</w:t>
+      </w:r>
+      <w:r>
+        <w:t xml:space="preserve"> (store ready for reuse so it does not have to be recomputed/re-fetched). For each statement about </w:t>
+      </w:r>
+      <w:r>
+        <w:rPr>
+          <w:b/>
+        </w:rPr>
+        <w:t>BookIt</w:t>
+      </w:r>
+      <w:r>
+        <w:t xml:space="preserve"> or </w:t>
+      </w:r>
+      <w:r>
+        <w:rPr>
+          <w:b/>
+        </w:rPr>
+        <w:t>SnackTrack</w:t>
+      </w:r>
+      <w:r>
+        <w:t>, tick ONE column.</w:t>
+      </w:r>
+    </w:p>
+    <w:tbl>
+      <w:tblPr>
+        <w:tblStyle w:val="TableGrid"/>
+        <w:tblW w:type="auto" w:w="0"/>
+        <w:tblLook w:firstColumn="1" w:firstRow="1" w:lastColumn="0" w:lastRow="0" w:noHBand="0" w:noVBand="1" w:val="04A0"/>
+      </w:tblPr>
+      <w:tblGrid>
+        <w:gridCol w:w="1728"/>
+        <w:gridCol w:w="1728"/>
+        <w:gridCol w:w="1728"/>
+        <w:gridCol w:w="1728"/>
+        <w:gridCol w:w="1728"/>
+      </w:tblGrid>
+      <w:tr>
+        <w:tc>
+          <w:tcPr>
+            <w:tcW w:type="dxa" w:w="1728"/>
+            <w:shd w:fill="D9E2F3"/>
+          </w:tcPr>
+          <w:p>
+            <w:r>
+              <w:rPr>
+                <w:b/>
+              </w:rPr>
+            </w:r>
+            <w:r>
+              <w:rPr>
+                <w:b/>
+              </w:rPr>
+              <w:t>#</w:t>
+            </w:r>
+          </w:p>
+        </w:tc>
+        <w:tc>
+          <w:tcPr>
+            <w:tcW w:type="dxa" w:w="1728"/>
+            <w:shd w:fill="D9E2F3"/>
+          </w:tcPr>
+          <w:p>
+            <w:r>
+              <w:rPr>
+                <w:b/>
+              </w:rPr>
+            </w:r>
+            <w:r>
+              <w:rPr>
+                <w:b/>
+              </w:rPr>
+              <w:t>Statement</w:t>
+            </w:r>
+          </w:p>
+        </w:tc>
+        <w:tc>
+          <w:tcPr>
+            <w:tcW w:type="dxa" w:w="1728"/>
+            <w:shd w:fill="D9E2F3"/>
+          </w:tcPr>
+          <w:p>
+            <w:r>
+              <w:rPr>
+                <w:b/>
+              </w:rPr>
+            </w:r>
+            <w:r>
+              <w:rPr>
+                <w:b/>
+              </w:rPr>
+              <w:t>Precondition</w:t>
+            </w:r>
+          </w:p>
+        </w:tc>
+        <w:tc>
+          <w:tcPr>
+            <w:tcW w:type="dxa" w:w="1728"/>
+            <w:shd w:fill="D9E2F3"/>
+          </w:tcPr>
+          <w:p>
+            <w:r>
+              <w:rPr>
+                <w:b/>
+              </w:rPr>
+            </w:r>
+            <w:r>
+              <w:rPr>
+                <w:b/>
+              </w:rPr>
+              <w:t>Caching</w:t>
+            </w:r>
+          </w:p>
+        </w:tc>
+        <w:tc>
+          <w:tcPr>
+            <w:tcW w:type="dxa" w:w="1728"/>
+            <w:shd w:fill="D9E2F3"/>
+          </w:tcPr>
+          <w:p>
+            <w:r>
+              <w:rPr>
+                <w:b/>
+              </w:rPr>
+            </w:r>
+            <w:r>
+              <w:rPr>
+                <w:b/>
+              </w:rPr>
+              <w:t>Neither</w:t>
+            </w:r>
+          </w:p>
+        </w:tc>
+      </w:tr>
+      <w:tr>
+        <w:tc>
+          <w:tcPr>
+            <w:tcW w:type="dxa" w:w="1728"/>
+          </w:tcPr>
+          <w:p>
+            <w:r/>
+            <w:r>
+              <w:t>1</w:t>
+            </w:r>
+          </w:p>
+        </w:tc>
+        <w:tc>
+          <w:tcPr>
+            <w:tcW w:type="dxa" w:w="1728"/>
+          </w:tcPr>
+          <w:p>
+            <w:r/>
+            <w:r>
+              <w:t>The student's ID must exist in the accounts database before a purchase can be processed.</w:t>
+            </w:r>
+          </w:p>
+        </w:tc>
+        <w:tc>
+          <w:tcPr>
+            <w:tcW w:type="dxa" w:w="1728"/>
+          </w:tcPr>
+          <w:p>
+            <w:r/>
+            <w:r>
+              <w:t>☐</w:t>
+            </w:r>
+          </w:p>
+        </w:tc>
+        <w:tc>
+          <w:tcPr>
+            <w:tcW w:type="dxa" w:w="1728"/>
+          </w:tcPr>
+          <w:p>
+            <w:r/>
+            <w:r>
+              <w:t>☐</w:t>
+            </w:r>
+          </w:p>
+        </w:tc>
+        <w:tc>
+          <w:tcPr>
+            <w:tcW w:type="dxa" w:w="1728"/>
+          </w:tcPr>
+          <w:p>
+            <w:r/>
+            <w:r>
+              <w:t>☐</w:t>
+            </w:r>
+          </w:p>
+        </w:tc>
+      </w:tr>
+      <w:tr>
+        <w:tc>
+          <w:tcPr>
+            <w:tcW w:type="dxa" w:w="1728"/>
+          </w:tcPr>
+          <w:p>
+            <w:r/>
+            <w:r>
+              <w:t>2</w:t>
+            </w:r>
+          </w:p>
+        </w:tc>
+        <w:tc>
+          <w:tcPr>
+            <w:tcW w:type="dxa" w:w="1728"/>
+          </w:tcPr>
+          <w:p>
+            <w:r/>
+            <w:r>
+              <w:t>Today's menu (with photos) is downloaded once at 7 am and kept in the kiosk's memory all day.</w:t>
+            </w:r>
+          </w:p>
+        </w:tc>
+        <w:tc>
+          <w:tcPr>
+            <w:tcW w:type="dxa" w:w="1728"/>
+          </w:tcPr>
+          <w:p>
+            <w:r/>
+            <w:r>
+              <w:t>☐</w:t>
+            </w:r>
+          </w:p>
+        </w:tc>
+        <w:tc>
+          <w:tcPr>
+            <w:tcW w:type="dxa" w:w="1728"/>
+          </w:tcPr>
+          <w:p>
+            <w:r/>
+            <w:r>
+              <w:t>☐</w:t>
+            </w:r>
+          </w:p>
+        </w:tc>
+        <w:tc>
+          <w:tcPr>
+            <w:tcW w:type="dxa" w:w="1728"/>
+          </w:tcPr>
+          <w:p>
+            <w:r/>
+            <w:r>
+              <w:t>☐</w:t>
+            </w:r>
+          </w:p>
+        </w:tc>
+      </w:tr>
+      <w:tr>
+        <w:tc>
+          <w:tcPr>
+            <w:tcW w:type="dxa" w:w="1728"/>
+          </w:tcPr>
+          <w:p>
+            <w:r/>
+            <w:r>
+              <w:t>3</w:t>
+            </w:r>
+          </w:p>
+        </w:tc>
+        <w:tc>
+          <w:tcPr>
+            <w:tcW w:type="dxa" w:w="1728"/>
+          </w:tcPr>
+          <w:p>
+            <w:r/>
+            <w:r>
+              <w:t>The chosen time slot must still be free at the moment the booking is written to the database.</w:t>
+            </w:r>
+          </w:p>
+        </w:tc>
+        <w:tc>
+          <w:tcPr>
+            <w:tcW w:type="dxa" w:w="1728"/>
+          </w:tcPr>
+          <w:p>
+            <w:r/>
+            <w:r>
+              <w:t>☐</w:t>
+            </w:r>
+          </w:p>
+        </w:tc>
+        <w:tc>
+          <w:tcPr>
+            <w:tcW w:type="dxa" w:w="1728"/>
+          </w:tcPr>
+          <w:p>
+            <w:r/>
+            <w:r>
+              <w:t>☐</w:t>
+            </w:r>
+          </w:p>
+        </w:tc>
+        <w:tc>
+          <w:tcPr>
+            <w:tcW w:type="dxa" w:w="1728"/>
+          </w:tcPr>
+          <w:p>
+            <w:r/>
+            <w:r>
+              <w:t>☐</w:t>
+            </w:r>
+          </w:p>
+        </w:tc>
+      </w:tr>
+      <w:tr>
+        <w:tc>
+          <w:tcPr>
+            <w:tcW w:type="dxa" w:w="1728"/>
+          </w:tcPr>
+          <w:p>
+            <w:r/>
+            <w:r>
+              <w:t>4</w:t>
+            </w:r>
+          </w:p>
+        </w:tc>
+        <w:tc>
+          <w:tcPr>
+            <w:tcW w:type="dxa" w:w="1728"/>
+          </w:tcPr>
+          <w:p>
+            <w:r/>
+            <w:r>
+              <w:t>The kiosk prints a receipt after payment succeeds.</w:t>
+            </w:r>
+          </w:p>
+        </w:tc>
+        <w:tc>
+          <w:tcPr>
+            <w:tcW w:type="dxa" w:w="1728"/>
+          </w:tcPr>
+          <w:p>
+            <w:r/>
+            <w:r>
+              <w:t>☐</w:t>
+            </w:r>
+          </w:p>
+        </w:tc>
+        <w:tc>
+          <w:tcPr>
+            <w:tcW w:type="dxa" w:w="1728"/>
+          </w:tcPr>
+          <w:p>
+            <w:r/>
+            <w:r>
+              <w:t>☐</w:t>
+            </w:r>
+          </w:p>
+        </w:tc>
+        <w:tc>
+          <w:tcPr>
+            <w:tcW w:type="dxa" w:w="1728"/>
+          </w:tcPr>
+          <w:p>
+            <w:r/>
+            <w:r>
+              <w:t>☐</w:t>
+            </w:r>
+          </w:p>
+        </w:tc>
+      </w:tr>
+      <w:tr>
+        <w:tc>
+          <w:tcPr>
+            <w:tcW w:type="dxa" w:w="1728"/>
+          </w:tcPr>
+          <w:p>
+            <w:r/>
+            <w:r>
+              <w:t>5</w:t>
+            </w:r>
+          </w:p>
+        </w:tc>
+        <w:tc>
+          <w:tcPr>
+            <w:tcW w:type="dxa" w:w="1728"/>
+          </w:tcPr>
+          <w:p>
+            <w:r/>
+            <w:r>
+              <w:t>The "rooms currently free" list is stored in RAM and reused for every student's request instead of re-querying the database.</w:t>
+            </w:r>
+          </w:p>
+        </w:tc>
+        <w:tc>
+          <w:tcPr>
+            <w:tcW w:type="dxa" w:w="1728"/>
+          </w:tcPr>
+          <w:p>
+            <w:r/>
+            <w:r>
+              <w:t>☐</w:t>
+            </w:r>
+          </w:p>
+        </w:tc>
+        <w:tc>
+          <w:tcPr>
+            <w:tcW w:type="dxa" w:w="1728"/>
+          </w:tcPr>
+          <w:p>
+            <w:r/>
+            <w:r>
+              <w:t>☐</w:t>
+            </w:r>
+          </w:p>
+        </w:tc>
+        <w:tc>
+          <w:tcPr>
+            <w:tcW w:type="dxa" w:w="1728"/>
+          </w:tcPr>
+          <w:p>
+            <w:r/>
+            <w:r>
+              <w:t>☐</w:t>
+            </w:r>
+          </w:p>
+        </w:tc>
+      </w:tr>
+      <w:tr>
+        <w:tc>
+          <w:tcPr>
+            <w:tcW w:type="dxa" w:w="1728"/>
+          </w:tcPr>
+          <w:p>
+            <w:r/>
+            <w:r>
+              <w:t>6</w:t>
+            </w:r>
+          </w:p>
+        </w:tc>
+        <w:tc>
+          <w:tcPr>
+            <w:tcW w:type="dxa" w:w="1728"/>
+          </w:tcPr>
+          <w:p>
+            <w:r/>
+            <w:r>
+              <w:t xml:space="preserve">The room list array must be </w:t>
+            </w:r>
+            <w:r>
+              <w:rPr>
+                <w:b/>
+              </w:rPr>
+              <w:t>sorted</w:t>
+            </w:r>
+            <w:r>
+              <w:t xml:space="preserve"> before a binary search can be used to find a room.</w:t>
+            </w:r>
+          </w:p>
+        </w:tc>
+        <w:tc>
+          <w:tcPr>
+            <w:tcW w:type="dxa" w:w="1728"/>
+          </w:tcPr>
+          <w:p>
+            <w:r/>
+            <w:r>
+              <w:t>☐</w:t>
+            </w:r>
+          </w:p>
+        </w:tc>
+        <w:tc>
+          <w:tcPr>
+            <w:tcW w:type="dxa" w:w="1728"/>
+          </w:tcPr>
+          <w:p>
+            <w:r/>
+            <w:r>
+              <w:t>☐</w:t>
+            </w:r>
+          </w:p>
+        </w:tc>
+        <w:tc>
+          <w:tcPr>
+            <w:tcW w:type="dxa" w:w="1728"/>
+          </w:tcPr>
+          <w:p>
+            <w:r/>
+            <w:r>
+              <w:t>☐</w:t>
+            </w:r>
+          </w:p>
+        </w:tc>
+      </w:tr>
+      <w:tr>
+        <w:tc>
+          <w:tcPr>
+            <w:tcW w:type="dxa" w:w="1728"/>
+          </w:tcPr>
+          <w:p>
+            <w:r/>
+            <w:r>
+              <w:t>7</w:t>
+            </w:r>
+          </w:p>
+        </w:tc>
+        <w:tc>
+          <w:tcPr>
+            <w:tcW w:type="dxa" w:w="1728"/>
+          </w:tcPr>
+          <w:p>
+            <w:r/>
+            <w:r>
+              <w:t>The kiosk screen is a touchscreen.</w:t>
+            </w:r>
+          </w:p>
+        </w:tc>
+        <w:tc>
+          <w:tcPr>
+            <w:tcW w:type="dxa" w:w="1728"/>
+          </w:tcPr>
+          <w:p>
+            <w:r/>
+            <w:r>
+              <w:t>☐</w:t>
+            </w:r>
+          </w:p>
+        </w:tc>
+        <w:tc>
+          <w:tcPr>
+            <w:tcW w:type="dxa" w:w="1728"/>
+          </w:tcPr>
+          <w:p>
+            <w:r/>
+            <w:r>
+              <w:t>☐</w:t>
+            </w:r>
+          </w:p>
+        </w:tc>
+        <w:tc>
+          <w:tcPr>
+            <w:tcW w:type="dxa" w:w="1728"/>
+          </w:tcPr>
+          <w:p>
+            <w:r/>
+            <w:r>
+              <w:t>☐</w:t>
+            </w:r>
+          </w:p>
+        </w:tc>
+      </w:tr>
+    </w:tbl>
+    <w:p/>
+    <w:p>
+      <w:r>
+        <w:rPr>
+          <w:b/>
+        </w:rPr>
+        <w:t>(b)</w:t>
+      </w:r>
+      <w:r>
+        <w:t xml:space="preserve"> For </w:t>
+      </w:r>
+      <w:r>
+        <w:rPr>
+          <w:b/>
+        </w:rPr>
+        <w:t>one</w:t>
+      </w:r>
+      <w:r>
+        <w:t xml:space="preserve"> caching row you ticked, state what event would make the cached data </w:t>
+      </w:r>
+      <w:r>
+        <w:rPr>
+          <w:b/>
+        </w:rPr>
+        <w:t>stale</w:t>
+      </w:r>
+      <w:r>
+        <w:t>.</w:t>
+      </w:r>
+    </w:p>
+    <w:p>
+      <w:pPr>
+        <w:pBdr>
+          <w:bottom w:val="single" w:sz="6" w:space="1" w:color="AAAAAA"/>
+        </w:pBdr>
+      </w:pPr>
+    </w:p>
+    <w:p>
+      <w:r>
+        <w:rPr>
+          <w:b/>
+        </w:rPr>
+        <w:t>(c)</w:t>
+      </w:r>
+      <w:r>
+        <w:t xml:space="preserve"> For </w:t>
+      </w:r>
+      <w:r>
+        <w:rPr>
+          <w:b/>
+        </w:rPr>
+        <w:t>one</w:t>
+      </w:r>
+      <w:r>
+        <w:t xml:space="preserve"> precondition row you ticked, state what the program should do if the precondition is </w:t>
+      </w:r>
+      <w:r>
+        <w:rPr>
+          <w:b/>
+        </w:rPr>
+        <w:t>false</w:t>
+      </w:r>
+      <w:r>
+        <w:t>.</w:t>
+      </w:r>
+    </w:p>
+    <w:p>
+      <w:pPr>
+        <w:pBdr>
+          <w:bottom w:val="single" w:sz="6" w:space="1" w:color="AAAAAA"/>
+        </w:pBdr>
+      </w:pPr>
+    </w:p>
+    <w:p>
+      <w:pPr>
+        <w:pBdr>
+          <w:bottom w:val="single" w:sz="6" w:space="1" w:color="AAAAAA"/>
+        </w:pBdr>
+      </w:pPr>
+    </w:p>
+    <w:p>
+      <w:pPr>
+        <w:pStyle w:val="Heading3"/>
       </w:pPr>
       <w:r>
         <w:t>Challenge box</w:t>
@@ -2749,6 +3674,771 @@
           <w:bottom w:val="single" w:sz="6" w:space="1" w:color="AAAAAA"/>
         </w:pBdr>
       </w:pPr>
+    </w:p>
+    <w:p>
+      <w:pPr>
+        <w:pBdr>
+          <w:bottom w:val="single" w:sz="6" w:space="1" w:color="AAAAAA"/>
+        </w:pBdr>
+      </w:pPr>
+    </w:p>
+    <w:p>
+      <w:pPr>
+        <w:pStyle w:val="Heading2"/>
+      </w:pPr>
+      <w:r>
+        <w:t>Section B — Exam practice (30 marks)</w:t>
+      </w:r>
+    </w:p>
+    <w:p>
+      <w:r>
+        <w:t xml:space="preserve">Answer </w:t>
+      </w:r>
+      <w:r>
+        <w:rPr>
+          <w:b/>
+        </w:rPr>
+        <w:t>all</w:t>
+      </w:r>
+      <w:r>
+        <w:t xml:space="preserve"> questions. The question marked with an asterisk (\*) is marked for the quality of your extended response. Answers must be applied to the ParkSmart scenario — generic definitions gain few marks.</w:t>
+      </w:r>
+    </w:p>
+    <w:p>
+      <w:pPr>
+        <w:ind w:left="432"/>
+        <w:shd w:fill="FFF8E7"/>
+      </w:pPr>
+      <w:r>
+        <w:rPr>
+          <w:b/>
+        </w:rPr>
+        <w:t>Scenario — ParkSmart.</w:t>
+      </w:r>
+    </w:p>
+    <w:p>
+      <w:pPr>
+        <w:ind w:left="432"/>
+        <w:shd w:fill="FFF8E7"/>
+      </w:pPr>
+      <w:r>
+        <w:t xml:space="preserve">ParkSmart is a computerised multi-storey car park. A camera at the entrance reads each car's </w:t>
+      </w:r>
+      <w:r>
+        <w:rPr>
+          <w:b/>
+        </w:rPr>
+        <w:t>number plate</w:t>
+      </w:r>
+      <w:r>
+        <w:t xml:space="preserve">. The system checks whether the car park is full; if not, it assigns the driver a </w:t>
+      </w:r>
+      <w:r>
+        <w:rPr>
+          <w:b/>
+        </w:rPr>
+        <w:t>free bay</w:t>
+      </w:r>
+      <w:r>
+        <w:t xml:space="preserve"> and displays the bay number on a screen, then raises the barrier. Sensors in every bay report whether the bay is occupied. When leaving, the driver enters their number plate at a pay station, the system calculates the </w:t>
+      </w:r>
+      <w:r>
+        <w:rPr>
+          <w:b/>
+        </w:rPr>
+        <w:t>fee from the length of stay</w:t>
+      </w:r>
+      <w:r>
+        <w:t>, takes card payment, and raises the exit barrier. Digital signs around town display the number of free spaces, updated every 60 seconds.</w:t>
+      </w:r>
+    </w:p>
+    <w:p>
+      <w:r>
+        <w:rPr>
+          <w:b/>
+        </w:rPr>
+        <w:t>Q1.</w:t>
+      </w:r>
+      <w:r>
+        <w:t xml:space="preserve"> Describe what is meant by </w:t>
+      </w:r>
+      <w:r>
+        <w:rPr>
+          <w:b/>
+        </w:rPr>
+        <w:t>thinking ahead</w:t>
+      </w:r>
+      <w:r>
+        <w:t xml:space="preserve"> when planning a program such as ParkSmart. </w:t>
+      </w:r>
+      <w:r>
+        <w:rPr>
+          <w:b/>
+        </w:rPr>
+        <w:t>[2]</w:t>
+      </w:r>
+      <w:r>
+        <w:t xml:space="preserve"> (AO1)</w:t>
+      </w:r>
+    </w:p>
+    <w:p>
+      <w:pPr>
+        <w:spacing w:before="260"/>
+        <w:pBdr>
+          <w:bottom w:val="single" w:sz="4" w:space="1" w:color="AAB4C0"/>
+        </w:pBdr>
+      </w:pPr>
+    </w:p>
+    <w:p>
+      <w:pPr>
+        <w:spacing w:before="260"/>
+        <w:pBdr>
+          <w:bottom w:val="single" w:sz="4" w:space="1" w:color="AAB4C0"/>
+        </w:pBdr>
+      </w:pPr>
+    </w:p>
+    <w:p>
+      <w:pPr>
+        <w:spacing w:before="260"/>
+        <w:pBdr>
+          <w:bottom w:val="single" w:sz="4" w:space="1" w:color="AAB4C0"/>
+        </w:pBdr>
+      </w:pPr>
+    </w:p>
+    <w:p>
+      <w:r>
+        <w:rPr>
+          <w:b/>
+        </w:rPr>
+        <w:t>Q2.</w:t>
+      </w:r>
+      <w:r>
+        <w:t xml:space="preserve"> Identify </w:t>
+      </w:r>
+      <w:r>
+        <w:rPr>
+          <w:b/>
+        </w:rPr>
+        <w:t>two</w:t>
+      </w:r>
+      <w:r>
+        <w:t xml:space="preserve"> inputs to the ParkSmart system. </w:t>
+      </w:r>
+      <w:r>
+        <w:rPr>
+          <w:b/>
+        </w:rPr>
+        <w:t>[2]</w:t>
+      </w:r>
+      <w:r>
+        <w:t xml:space="preserve"> (AO2)</w:t>
+      </w:r>
+    </w:p>
+    <w:p>
+      <w:pPr>
+        <w:spacing w:before="260"/>
+        <w:pBdr>
+          <w:bottom w:val="single" w:sz="4" w:space="1" w:color="AAB4C0"/>
+        </w:pBdr>
+      </w:pPr>
+    </w:p>
+    <w:p>
+      <w:pPr>
+        <w:spacing w:before="260"/>
+        <w:pBdr>
+          <w:bottom w:val="single" w:sz="4" w:space="1" w:color="AAB4C0"/>
+        </w:pBdr>
+      </w:pPr>
+    </w:p>
+    <w:p>
+      <w:pPr>
+        <w:spacing w:before="260"/>
+        <w:pBdr>
+          <w:bottom w:val="single" w:sz="4" w:space="1" w:color="AAB4C0"/>
+        </w:pBdr>
+      </w:pPr>
+    </w:p>
+    <w:p>
+      <w:r>
+        <w:rPr>
+          <w:b/>
+        </w:rPr>
+        <w:t>Q3.</w:t>
+      </w:r>
+      <w:r>
+        <w:t xml:space="preserve"> The programmers model each parking bay simply as a bay number and an occupied/free flag, ignoring details such as the bay's paint colour and floor surface.</w:t>
+      </w:r>
+    </w:p>
+    <w:p>
+      <w:r>
+        <w:t xml:space="preserve">Explain how this is an example of </w:t>
+      </w:r>
+      <w:r>
+        <w:rPr>
+          <w:b/>
+        </w:rPr>
+        <w:t>abstraction</w:t>
+      </w:r>
+      <w:r>
+        <w:t xml:space="preserve"> and why it is appropriate for ParkSmart. </w:t>
+      </w:r>
+      <w:r>
+        <w:rPr>
+          <w:b/>
+        </w:rPr>
+        <w:t>[3]</w:t>
+      </w:r>
+      <w:r>
+        <w:t xml:space="preserve"> (AO2)</w:t>
+      </w:r>
+    </w:p>
+    <w:p>
+      <w:pPr>
+        <w:spacing w:before="260"/>
+        <w:pBdr>
+          <w:bottom w:val="single" w:sz="4" w:space="1" w:color="AAB4C0"/>
+        </w:pBdr>
+      </w:pPr>
+    </w:p>
+    <w:p>
+      <w:pPr>
+        <w:spacing w:before="260"/>
+        <w:pBdr>
+          <w:bottom w:val="single" w:sz="4" w:space="1" w:color="AAB4C0"/>
+        </w:pBdr>
+      </w:pPr>
+    </w:p>
+    <w:p>
+      <w:pPr>
+        <w:spacing w:before="260"/>
+        <w:pBdr>
+          <w:bottom w:val="single" w:sz="4" w:space="1" w:color="AAB4C0"/>
+        </w:pBdr>
+      </w:pPr>
+    </w:p>
+    <w:p>
+      <w:pPr>
+        <w:spacing w:before="260"/>
+        <w:pBdr>
+          <w:bottom w:val="single" w:sz="4" w:space="1" w:color="AAB4C0"/>
+        </w:pBdr>
+      </w:pPr>
+    </w:p>
+    <w:p>
+      <w:r>
+        <w:rPr>
+          <w:b/>
+        </w:rPr>
+        <w:t>Q4.</w:t>
+      </w:r>
+      <w:r>
+        <w:t xml:space="preserve"> The "handle a car entering" problem can be </w:t>
+      </w:r>
+      <w:r>
+        <w:rPr>
+          <w:b/>
+        </w:rPr>
+        <w:t>decomposed</w:t>
+      </w:r>
+      <w:r>
+        <w:t xml:space="preserve"> into sub-problems.</w:t>
+      </w:r>
+    </w:p>
+    <w:p>
+      <w:r>
+        <w:t xml:space="preserve">Identify </w:t>
+      </w:r>
+      <w:r>
+        <w:rPr>
+          <w:b/>
+        </w:rPr>
+        <w:t>four</w:t>
+      </w:r>
+      <w:r>
+        <w:t xml:space="preserve"> sub-problems, in the order they must be carried out. </w:t>
+      </w:r>
+      <w:r>
+        <w:rPr>
+          <w:b/>
+        </w:rPr>
+        <w:t>[4]</w:t>
+      </w:r>
+      <w:r>
+        <w:t xml:space="preserve"> (AO2)</w:t>
+      </w:r>
+    </w:p>
+    <w:p>
+      <w:pPr>
+        <w:spacing w:before="260"/>
+        <w:pBdr>
+          <w:bottom w:val="single" w:sz="4" w:space="1" w:color="AAB4C0"/>
+        </w:pBdr>
+      </w:pPr>
+    </w:p>
+    <w:p>
+      <w:pPr>
+        <w:spacing w:before="260"/>
+        <w:pBdr>
+          <w:bottom w:val="single" w:sz="4" w:space="1" w:color="AAB4C0"/>
+        </w:pBdr>
+      </w:pPr>
+    </w:p>
+    <w:p>
+      <w:pPr>
+        <w:spacing w:before="260"/>
+        <w:pBdr>
+          <w:bottom w:val="single" w:sz="4" w:space="1" w:color="AAB4C0"/>
+        </w:pBdr>
+      </w:pPr>
+    </w:p>
+    <w:p>
+      <w:pPr>
+        <w:spacing w:before="260"/>
+        <w:pBdr>
+          <w:bottom w:val="single" w:sz="4" w:space="1" w:color="AAB4C0"/>
+        </w:pBdr>
+      </w:pPr>
+    </w:p>
+    <w:p>
+      <w:pPr>
+        <w:spacing w:before="260"/>
+        <w:pBdr>
+          <w:bottom w:val="single" w:sz="4" w:space="1" w:color="AAB4C0"/>
+        </w:pBdr>
+      </w:pPr>
+    </w:p>
+    <w:p>
+      <w:pPr>
+        <w:spacing w:before="260"/>
+        <w:pBdr>
+          <w:bottom w:val="single" w:sz="4" w:space="1" w:color="AAB4C0"/>
+        </w:pBdr>
+      </w:pPr>
+    </w:p>
+    <w:p>
+      <w:r>
+        <w:rPr>
+          <w:b/>
+        </w:rPr>
+        <w:t>Q5.</w:t>
+      </w:r>
+      <w:r>
+        <w:t xml:space="preserve"> Identify </w:t>
+      </w:r>
+      <w:r>
+        <w:rPr>
+          <w:b/>
+        </w:rPr>
+        <w:t>one decision point</w:t>
+      </w:r>
+      <w:r>
+        <w:t xml:space="preserve"> in ParkSmart. Write its condition as a </w:t>
+      </w:r>
+      <w:r>
+        <w:rPr>
+          <w:b/>
+        </w:rPr>
+        <w:t>Boolean expression</w:t>
+      </w:r>
+      <w:r>
+        <w:t xml:space="preserve"> and state the outcome of </w:t>
+      </w:r>
+      <w:r>
+        <w:rPr>
+          <w:b/>
+        </w:rPr>
+        <w:t>each</w:t>
+      </w:r>
+      <w:r>
+        <w:t xml:space="preserve"> branch. </w:t>
+      </w:r>
+      <w:r>
+        <w:rPr>
+          <w:b/>
+        </w:rPr>
+        <w:t>[3]</w:t>
+      </w:r>
+      <w:r>
+        <w:t xml:space="preserve"> (AO2)</w:t>
+      </w:r>
+    </w:p>
+    <w:p>
+      <w:pPr>
+        <w:spacing w:before="260"/>
+        <w:pBdr>
+          <w:bottom w:val="single" w:sz="4" w:space="1" w:color="AAB4C0"/>
+        </w:pBdr>
+      </w:pPr>
+    </w:p>
+    <w:p>
+      <w:pPr>
+        <w:spacing w:before="260"/>
+        <w:pBdr>
+          <w:bottom w:val="single" w:sz="4" w:space="1" w:color="AAB4C0"/>
+        </w:pBdr>
+      </w:pPr>
+    </w:p>
+    <w:p>
+      <w:pPr>
+        <w:spacing w:before="260"/>
+        <w:pBdr>
+          <w:bottom w:val="single" w:sz="4" w:space="1" w:color="AAB4C0"/>
+        </w:pBdr>
+      </w:pPr>
+    </w:p>
+    <w:p>
+      <w:pPr>
+        <w:spacing w:before="260"/>
+        <w:pBdr>
+          <w:bottom w:val="single" w:sz="4" w:space="1" w:color="AAB4C0"/>
+        </w:pBdr>
+      </w:pPr>
+    </w:p>
+    <w:p>
+      <w:r>
+        <w:rPr>
+          <w:b/>
+        </w:rPr>
+        <w:t>Q6.</w:t>
+      </w:r>
+      <w:r>
+        <w:t xml:space="preserve"> The town-centre signs showing the number of free spaces are updated from a value </w:t>
+      </w:r>
+      <w:r>
+        <w:rPr>
+          <w:b/>
+        </w:rPr>
+        <w:t>cached</w:t>
+      </w:r>
+      <w:r>
+        <w:t xml:space="preserve"> in the system's memory, rather than by counting all the bay sensors every time.</w:t>
+      </w:r>
+    </w:p>
+    <w:p>
+      <w:r>
+        <w:t xml:space="preserve">Explain </w:t>
+      </w:r>
+      <w:r>
+        <w:rPr>
+          <w:b/>
+        </w:rPr>
+        <w:t>one</w:t>
+      </w:r>
+      <w:r>
+        <w:t xml:space="preserve"> benefit and </w:t>
+      </w:r>
+      <w:r>
+        <w:rPr>
+          <w:b/>
+        </w:rPr>
+        <w:t>one</w:t>
+      </w:r>
+      <w:r>
+        <w:t xml:space="preserve"> drawback of this use of caching in ParkSmart. </w:t>
+      </w:r>
+      <w:r>
+        <w:rPr>
+          <w:b/>
+        </w:rPr>
+        <w:t>[3]</w:t>
+      </w:r>
+      <w:r>
+        <w:t xml:space="preserve"> (AO2)</w:t>
+      </w:r>
+    </w:p>
+    <w:p>
+      <w:pPr>
+        <w:spacing w:before="260"/>
+        <w:pBdr>
+          <w:bottom w:val="single" w:sz="4" w:space="1" w:color="AAB4C0"/>
+        </w:pBdr>
+      </w:pPr>
+    </w:p>
+    <w:p>
+      <w:pPr>
+        <w:spacing w:before="260"/>
+        <w:pBdr>
+          <w:bottom w:val="single" w:sz="4" w:space="1" w:color="AAB4C0"/>
+        </w:pBdr>
+      </w:pPr>
+    </w:p>
+    <w:p>
+      <w:pPr>
+        <w:spacing w:before="260"/>
+        <w:pBdr>
+          <w:bottom w:val="single" w:sz="4" w:space="1" w:color="AAB4C0"/>
+        </w:pBdr>
+      </w:pPr>
+    </w:p>
+    <w:p>
+      <w:pPr>
+        <w:spacing w:before="260"/>
+        <w:pBdr>
+          <w:bottom w:val="single" w:sz="4" w:space="1" w:color="AAB4C0"/>
+        </w:pBdr>
+      </w:pPr>
+    </w:p>
+    <w:p>
+      <w:r>
+        <w:rPr>
+          <w:b/>
+        </w:rPr>
+        <w:t>Q7.</w:t>
+      </w:r>
+      <w:r>
+        <w:t xml:space="preserve"> ParkSmart must serve the entrance camera, the exit pay stations and the bay sensors </w:t>
+      </w:r>
+      <w:r>
+        <w:rPr>
+          <w:b/>
+        </w:rPr>
+        <w:t>at the same time</w:t>
+      </w:r>
+      <w:r>
+        <w:t>.</w:t>
+      </w:r>
+    </w:p>
+    <w:p>
+      <w:r>
+        <w:t xml:space="preserve">Explain how </w:t>
+      </w:r>
+      <w:r>
+        <w:rPr>
+          <w:b/>
+        </w:rPr>
+        <w:t>thinking concurrently</w:t>
+      </w:r>
+      <w:r>
+        <w:t xml:space="preserve"> applies here, giving </w:t>
+      </w:r>
+      <w:r>
+        <w:rPr>
+          <w:b/>
+        </w:rPr>
+        <w:t>one</w:t>
+      </w:r>
+      <w:r>
+        <w:t xml:space="preserve"> example of two ParkSmart processes that can safely run concurrently and </w:t>
+      </w:r>
+      <w:r>
+        <w:rPr>
+          <w:b/>
+        </w:rPr>
+        <w:t>one</w:t>
+      </w:r>
+      <w:r>
+        <w:t xml:space="preserve"> problem that concurrency could cause in this system. </w:t>
+      </w:r>
+      <w:r>
+        <w:rPr>
+          <w:b/>
+        </w:rPr>
+        <w:t>[4]</w:t>
+      </w:r>
+      <w:r>
+        <w:t xml:space="preserve"> (AO2)</w:t>
+      </w:r>
+    </w:p>
+    <w:p>
+      <w:pPr>
+        <w:spacing w:before="260"/>
+        <w:pBdr>
+          <w:bottom w:val="single" w:sz="4" w:space="1" w:color="AAB4C0"/>
+        </w:pBdr>
+      </w:pPr>
+    </w:p>
+    <w:p>
+      <w:pPr>
+        <w:spacing w:before="260"/>
+        <w:pBdr>
+          <w:bottom w:val="single" w:sz="4" w:space="1" w:color="AAB4C0"/>
+        </w:pBdr>
+      </w:pPr>
+    </w:p>
+    <w:p>
+      <w:pPr>
+        <w:spacing w:before="260"/>
+        <w:pBdr>
+          <w:bottom w:val="single" w:sz="4" w:space="1" w:color="AAB4C0"/>
+        </w:pBdr>
+      </w:pPr>
+    </w:p>
+    <w:p>
+      <w:pPr>
+        <w:spacing w:before="260"/>
+        <w:pBdr>
+          <w:bottom w:val="single" w:sz="4" w:space="1" w:color="AAB4C0"/>
+        </w:pBdr>
+      </w:pPr>
+    </w:p>
+    <w:p>
+      <w:pPr>
+        <w:spacing w:before="260"/>
+        <w:pBdr>
+          <w:bottom w:val="single" w:sz="4" w:space="1" w:color="AAB4C0"/>
+        </w:pBdr>
+      </w:pPr>
+    </w:p>
+    <w:p>
+      <w:pPr>
+        <w:spacing w:before="260"/>
+        <w:pBdr>
+          <w:bottom w:val="single" w:sz="4" w:space="1" w:color="AAB4C0"/>
+        </w:pBdr>
+      </w:pPr>
+    </w:p>
+    <w:p>
+      <w:r>
+        <w:rPr>
+          <w:b/>
+        </w:rPr>
+        <w:t>Q8\</w:t>
+      </w:r>
+      <w:r>
+        <w:rPr>
+          <w:i/>
+        </w:rPr>
+        <w:t xml:space="preserve"> The developers of ParkSmart are deciding between a </w:t>
+      </w:r>
+      <w:r>
+        <w:rPr>
+          <w:i/>
+        </w:rPr>
+        <w:t>single sequential program</w:t>
+      </w:r>
+      <w:r>
+        <w:rPr>
+          <w:i/>
+        </w:rPr>
+        <w:t xml:space="preserve"> that handles one event at a time and a </w:t>
+      </w:r>
+      <w:r>
+        <w:rPr>
+          <w:i/>
+        </w:rPr>
+        <w:t>concurrent design</w:t>
+      </w:r>
+      <w:r>
+        <w:t>* in which entrance, exit and sensor updates are processed simultaneously.</w:t>
+      </w:r>
+    </w:p>
+    <w:p>
+      <w:r>
+        <w:t xml:space="preserve">Discuss the benefits and drawbacks of using a concurrent design for ParkSmart, and recommend, with justification, which design the developers should use. </w:t>
+      </w:r>
+      <w:r>
+        <w:rPr>
+          <w:b/>
+        </w:rPr>
+        <w:t>[9]</w:t>
+      </w:r>
+      <w:r>
+        <w:t xml:space="preserve"> (AO3)</w:t>
+      </w:r>
+    </w:p>
+    <w:p>
+      <w:pPr>
+        <w:spacing w:before="260"/>
+        <w:pBdr>
+          <w:bottom w:val="single" w:sz="4" w:space="1" w:color="AAB4C0"/>
+        </w:pBdr>
+      </w:pPr>
+    </w:p>
+    <w:p>
+      <w:pPr>
+        <w:spacing w:before="260"/>
+        <w:pBdr>
+          <w:bottom w:val="single" w:sz="4" w:space="1" w:color="AAB4C0"/>
+        </w:pBdr>
+      </w:pPr>
+    </w:p>
+    <w:p>
+      <w:pPr>
+        <w:spacing w:before="260"/>
+        <w:pBdr>
+          <w:bottom w:val="single" w:sz="4" w:space="1" w:color="AAB4C0"/>
+        </w:pBdr>
+      </w:pPr>
+    </w:p>
+    <w:p>
+      <w:pPr>
+        <w:spacing w:before="260"/>
+        <w:pBdr>
+          <w:bottom w:val="single" w:sz="4" w:space="1" w:color="AAB4C0"/>
+        </w:pBdr>
+      </w:pPr>
+    </w:p>
+    <w:p>
+      <w:pPr>
+        <w:spacing w:before="260"/>
+        <w:pBdr>
+          <w:bottom w:val="single" w:sz="4" w:space="1" w:color="AAB4C0"/>
+        </w:pBdr>
+      </w:pPr>
+    </w:p>
+    <w:p>
+      <w:pPr>
+        <w:spacing w:before="260"/>
+        <w:pBdr>
+          <w:bottom w:val="single" w:sz="4" w:space="1" w:color="AAB4C0"/>
+        </w:pBdr>
+      </w:pPr>
+    </w:p>
+    <w:p>
+      <w:pPr>
+        <w:spacing w:before="260"/>
+        <w:pBdr>
+          <w:bottom w:val="single" w:sz="4" w:space="1" w:color="AAB4C0"/>
+        </w:pBdr>
+      </w:pPr>
+    </w:p>
+    <w:p>
+      <w:pPr>
+        <w:spacing w:before="260"/>
+        <w:pBdr>
+          <w:bottom w:val="single" w:sz="4" w:space="1" w:color="AAB4C0"/>
+        </w:pBdr>
+      </w:pPr>
+    </w:p>
+    <w:p>
+      <w:pPr>
+        <w:spacing w:before="260"/>
+        <w:pBdr>
+          <w:bottom w:val="single" w:sz="4" w:space="1" w:color="AAB4C0"/>
+        </w:pBdr>
+      </w:pPr>
+    </w:p>
+    <w:p>
+      <w:pPr>
+        <w:spacing w:before="260"/>
+        <w:pBdr>
+          <w:bottom w:val="single" w:sz="4" w:space="1" w:color="AAB4C0"/>
+        </w:pBdr>
+      </w:pPr>
+    </w:p>
+    <w:p>
+      <w:pPr>
+        <w:spacing w:before="260"/>
+        <w:pBdr>
+          <w:bottom w:val="single" w:sz="4" w:space="1" w:color="AAB4C0"/>
+        </w:pBdr>
+      </w:pPr>
+    </w:p>
+    <w:p>
+      <w:pPr>
+        <w:spacing w:before="260"/>
+        <w:pBdr>
+          <w:bottom w:val="single" w:sz="4" w:space="1" w:color="AAB4C0"/>
+        </w:pBdr>
+      </w:pPr>
+    </w:p>
+    <w:p>
+      <w:r>
+        <w:rPr>
+          <w:i/>
+        </w:rPr>
+        <w:t>(Total for Section B: 30 marks)</w:t>
+      </w:r>
     </w:p>
     <w:p>
       <w:pPr>
